--- a/MODUL AJAR/MA PPKN/PROSEM PKN 1.docx
+++ b/MODUL AJAR/MA PPKN/PROSEM PKN 1.docx
@@ -1,6 +1,6 @@
 
 <file path=word/document.xml><?xml version="1.0" encoding="utf-8"?>
-<w:document xmlns:wpc="http://schemas.microsoft.com/office/word/2010/wordprocessingCanvas" xmlns:cx="http://schemas.microsoft.com/office/drawing/2014/chartex" xmlns:cx1="http://schemas.microsoft.com/office/drawing/2015/9/8/chartex" xmlns:cx2="http://schemas.microsoft.com/office/drawing/2015/10/21/chartex" xmlns:cx3="http://schemas.microsoft.com/office/drawing/2016/5/9/chartex" xmlns:cx4="http://schemas.microsoft.com/office/drawing/2016/5/10/chartex" xmlns:cx5="http://schemas.microsoft.com/office/drawing/2016/5/11/chartex" xmlns:cx6="http://schemas.microsoft.com/office/drawing/2016/5/12/chartex" xmlns:cx7="http://schemas.microsoft.com/office/drawing/2016/5/13/chartex" xmlns:cx8="http://schemas.microsoft.com/office/drawing/2016/5/14/chartex" xmlns:mc="http://schemas.openxmlformats.org/markup-compatibility/2006" xmlns:aink="http://schemas.microsoft.com/office/drawing/2016/ink" xmlns:am3d="http://schemas.microsoft.com/office/drawing/2017/model3d" xmlns:o="urn:schemas-microsoft-com:office:office" xmlns:oel="http://schemas.microsoft.com/office/2019/extlst" xmlns:r="http://schemas.openxmlformats.org/officeDocument/2006/relationships" xmlns:m="http://schemas.openxmlformats.org/officeDocument/2006/math" xmlns:v="urn:schemas-microsoft-com:vml" xmlns:wp14="http://schemas.microsoft.com/office/word/2010/wordprocessingDrawing" xmlns:wp="http://schemas.openxmlformats.org/drawingml/2006/wordprocessingDrawing" xmlns:w10="urn:schemas-microsoft-com:office:word" xmlns:w="http://schemas.openxmlformats.org/wordprocessingml/2006/main" xmlns:w14="http://schemas.microsoft.com/office/word/2010/wordml" xmlns:w15="http://schemas.microsoft.com/office/word/2012/wordml" xmlns:w16cex="http://schemas.microsoft.com/office/word/2018/wordml/cex" xmlns:w16cid="http://schemas.microsoft.com/office/word/2016/wordml/cid" xmlns:w16="http://schemas.microsoft.com/office/word/2018/wordml" xmlns:w16sdtdh="http://schemas.microsoft.com/office/word/2020/wordml/sdtdatahash" xmlns:w16se="http://schemas.microsoft.com/office/word/2015/wordml/symex" xmlns:wpg="http://schemas.microsoft.com/office/word/2010/wordprocessingGroup" xmlns:wpi="http://schemas.microsoft.com/office/word/2010/wordprocessingInk" xmlns:wne="http://schemas.microsoft.com/office/word/2006/wordml" xmlns:wps="http://schemas.microsoft.com/office/word/2010/wordprocessingShape" mc:Ignorable="w14 w15 w16se w16cid w16 w16cex w16sdtdh wp14">
+<w:document xmlns:wpc="http://schemas.microsoft.com/office/word/2010/wordprocessingCanvas" xmlns:cx="http://schemas.microsoft.com/office/drawing/2014/chartex" xmlns:cx1="http://schemas.microsoft.com/office/drawing/2015/9/8/chartex" xmlns:cx2="http://schemas.microsoft.com/office/drawing/2015/10/21/chartex" xmlns:cx3="http://schemas.microsoft.com/office/drawing/2016/5/9/chartex" xmlns:cx4="http://schemas.microsoft.com/office/drawing/2016/5/10/chartex" xmlns:cx5="http://schemas.microsoft.com/office/drawing/2016/5/11/chartex" xmlns:cx6="http://schemas.microsoft.com/office/drawing/2016/5/12/chartex" xmlns:cx7="http://schemas.microsoft.com/office/drawing/2016/5/13/chartex" xmlns:cx8="http://schemas.microsoft.com/office/drawing/2016/5/14/chartex" xmlns:mc="http://schemas.openxmlformats.org/markup-compatibility/2006" xmlns:aink="http://schemas.microsoft.com/office/drawing/2016/ink" xmlns:am3d="http://schemas.microsoft.com/office/drawing/2017/model3d" xmlns:o="urn:schemas-microsoft-com:office:office" xmlns:oel="http://schemas.microsoft.com/office/2019/extlst" xmlns:r="http://schemas.openxmlformats.org/officeDocument/2006/relationships" xmlns:m="http://schemas.openxmlformats.org/officeDocument/2006/math" xmlns:v="urn:schemas-microsoft-com:vml" xmlns:wp14="http://schemas.microsoft.com/office/word/2010/wordprocessingDrawing" xmlns:wp="http://schemas.openxmlformats.org/drawingml/2006/wordprocessingDrawing" xmlns:w10="urn:schemas-microsoft-com:office:word" xmlns:w="http://schemas.openxmlformats.org/wordprocessingml/2006/main" xmlns:w14="http://schemas.microsoft.com/office/word/2010/wordml" xmlns:w15="http://schemas.microsoft.com/office/word/2012/wordml" xmlns:w16cex="http://schemas.microsoft.com/office/word/2018/wordml/cex" xmlns:w16cid="http://schemas.microsoft.com/office/word/2016/wordml/cid" xmlns:w16="http://schemas.microsoft.com/office/word/2018/wordml" xmlns:w16du="http://schemas.microsoft.com/office/word/2023/wordml/word16du" xmlns:w16sdtdh="http://schemas.microsoft.com/office/word/2020/wordml/sdtdatahash" xmlns:w16sdtfl="http://schemas.microsoft.com/office/word/2024/wordml/sdtformatlock" xmlns:w16se="http://schemas.microsoft.com/office/word/2015/wordml/symex" xmlns:wpg="http://schemas.microsoft.com/office/word/2010/wordprocessingGroup" xmlns:wpi="http://schemas.microsoft.com/office/word/2010/wordprocessingInk" xmlns:wne="http://schemas.microsoft.com/office/word/2006/wordml" xmlns:wps="http://schemas.microsoft.com/office/word/2010/wordprocessingShape" mc:Ignorable="w14 w15 w16se w16cid w16 w16cex w16sdtdh w16sdtfl w16du wp14">
   <w:body>
     <w:p>
       <w:pPr>
@@ -146,7 +146,6 @@
         </w:rPr>
         <w:t xml:space="preserve">Nama </w:t>
       </w:r>
-      <w:proofErr w:type="spellStart"/>
       <w:r>
         <w:rPr>
           <w:rFonts w:ascii="Times New Roman" w:hAnsi="Times New Roman" w:cstheme="majorBidi"/>
@@ -157,7 +156,6 @@
         </w:rPr>
         <w:t>Sekolah</w:t>
       </w:r>
-      <w:proofErr w:type="spellEnd"/>
       <w:r>
         <w:rPr>
           <w:rFonts w:ascii="Times New Roman" w:hAnsi="Times New Roman" w:cstheme="majorBidi"/>
@@ -363,7 +361,6 @@
           <w:szCs w:val="24"/>
         </w:rPr>
       </w:pPr>
-      <w:proofErr w:type="spellStart"/>
       <w:r>
         <w:rPr>
           <w:rFonts w:ascii="Times New Roman" w:hAnsi="Times New Roman"/>
@@ -372,18 +369,7 @@
           <w:sz w:val="24"/>
           <w:szCs w:val="24"/>
         </w:rPr>
-        <w:t>Fase</w:t>
-      </w:r>
-      <w:proofErr w:type="spellEnd"/>
-      <w:r>
-        <w:rPr>
-          <w:rFonts w:ascii="Times New Roman" w:hAnsi="Times New Roman"/>
-          <w:b/>
-          <w:bCs/>
-          <w:sz w:val="24"/>
-          <w:szCs w:val="24"/>
-        </w:rPr>
-        <w:t xml:space="preserve"> - </w:t>
+        <w:t xml:space="preserve">Fase - </w:t>
       </w:r>
       <w:proofErr w:type="spellStart"/>
       <w:r>
@@ -583,7 +569,6 @@
           <w:szCs w:val="24"/>
         </w:rPr>
         <w:tab/>
-        <w:t>20</w:t>
       </w:r>
       <w:r>
         <w:rPr>
@@ -593,7 +578,7 @@
           <w:sz w:val="24"/>
           <w:szCs w:val="24"/>
         </w:rPr>
-        <w:t>25/2026</w:t>
+        <w:t>2026/2027</w:t>
       </w:r>
     </w:p>
     <w:p>
@@ -668,7 +653,6 @@
         </w:rPr>
         <w:t xml:space="preserve">PENDIDIKAN PANCASILA </w:t>
       </w:r>
-      <w:proofErr w:type="spellStart"/>
       <w:r>
         <w:rPr>
           <w:rFonts w:ascii="Times New Roman" w:hAnsi="Times New Roman"/>
@@ -676,17 +660,7 @@
           <w:sz w:val="24"/>
           <w:szCs w:val="24"/>
         </w:rPr>
-        <w:t>Fase</w:t>
-      </w:r>
-      <w:proofErr w:type="spellEnd"/>
-      <w:r>
-        <w:rPr>
-          <w:rFonts w:ascii="Times New Roman" w:hAnsi="Times New Roman"/>
-          <w:b/>
-          <w:sz w:val="24"/>
-          <w:szCs w:val="24"/>
-        </w:rPr>
-        <w:t xml:space="preserve"> </w:t>
+        <w:t xml:space="preserve">Fase </w:t>
       </w:r>
       <w:r>
         <w:rPr>
@@ -1284,25 +1258,7 @@
           <w:sz w:val="24"/>
           <w:szCs w:val="24"/>
         </w:rPr>
-        <w:t xml:space="preserve"> </w:t>
-      </w:r>
-      <w:proofErr w:type="spellStart"/>
-      <w:r>
-        <w:rPr>
-          <w:rFonts w:ascii="Times New Roman" w:hAnsi="Times New Roman"/>
-          <w:sz w:val="24"/>
-          <w:szCs w:val="24"/>
-        </w:rPr>
-        <w:t>Republik</w:t>
-      </w:r>
-      <w:proofErr w:type="spellEnd"/>
-      <w:r>
-        <w:rPr>
-          <w:rFonts w:ascii="Times New Roman" w:hAnsi="Times New Roman"/>
-          <w:sz w:val="24"/>
-          <w:szCs w:val="24"/>
-        </w:rPr>
-        <w:t xml:space="preserve"> Indonesia; </w:t>
+        <w:t xml:space="preserve"> Republik Indonesia; </w:t>
       </w:r>
       <w:proofErr w:type="spellStart"/>
       <w:r>
@@ -2259,25 +2215,7 @@
                 <w:sz w:val="24"/>
                 <w:szCs w:val="24"/>
               </w:rPr>
-              <w:t xml:space="preserve"> Dasar Negara </w:t>
-            </w:r>
-            <w:proofErr w:type="spellStart"/>
-            <w:r>
-              <w:rPr>
-                <w:rFonts w:ascii="Times New Roman" w:hAnsi="Times New Roman"/>
-                <w:sz w:val="24"/>
-                <w:szCs w:val="24"/>
-              </w:rPr>
-              <w:t>Republik</w:t>
-            </w:r>
-            <w:proofErr w:type="spellEnd"/>
-            <w:r>
-              <w:rPr>
-                <w:rFonts w:ascii="Times New Roman" w:hAnsi="Times New Roman"/>
-                <w:sz w:val="24"/>
-                <w:szCs w:val="24"/>
-              </w:rPr>
-              <w:t xml:space="preserve"> Indonesia </w:t>
+              <w:t xml:space="preserve"> Dasar Negara Republik Indonesia </w:t>
             </w:r>
             <w:proofErr w:type="spellStart"/>
             <w:r>
@@ -3052,25 +2990,7 @@
                 <w:sz w:val="24"/>
                 <w:szCs w:val="24"/>
               </w:rPr>
-              <w:t xml:space="preserve"> </w:t>
-            </w:r>
-            <w:proofErr w:type="spellStart"/>
-            <w:r>
-              <w:rPr>
-                <w:rFonts w:ascii="Times New Roman" w:hAnsi="Times New Roman"/>
-                <w:sz w:val="24"/>
-                <w:szCs w:val="24"/>
-              </w:rPr>
-              <w:t>Republik</w:t>
-            </w:r>
-            <w:proofErr w:type="spellEnd"/>
-            <w:r>
-              <w:rPr>
-                <w:rFonts w:ascii="Times New Roman" w:hAnsi="Times New Roman"/>
-                <w:sz w:val="24"/>
-                <w:szCs w:val="24"/>
-              </w:rPr>
-              <w:t xml:space="preserve"> Indonesia</w:t>
+              <w:t xml:space="preserve"> Republik Indonesia</w:t>
             </w:r>
           </w:p>
         </w:tc>
@@ -3306,25 +3226,7 @@
                 <w:sz w:val="24"/>
                 <w:szCs w:val="24"/>
               </w:rPr>
-              <w:t xml:space="preserve"> </w:t>
-            </w:r>
-            <w:proofErr w:type="spellStart"/>
-            <w:r>
-              <w:rPr>
-                <w:rFonts w:ascii="Times New Roman" w:hAnsi="Times New Roman"/>
-                <w:sz w:val="24"/>
-                <w:szCs w:val="24"/>
-              </w:rPr>
-              <w:t>Republik</w:t>
-            </w:r>
-            <w:proofErr w:type="spellEnd"/>
-            <w:r>
-              <w:rPr>
-                <w:rFonts w:ascii="Times New Roman" w:hAnsi="Times New Roman"/>
-                <w:sz w:val="24"/>
-                <w:szCs w:val="24"/>
-              </w:rPr>
-              <w:t xml:space="preserve"> Indonesia; </w:t>
+              <w:t xml:space="preserve"> Republik Indonesia; </w:t>
             </w:r>
             <w:proofErr w:type="spellStart"/>
             <w:r>
@@ -3700,7 +3602,7 @@
     </w:tbl>
     <w:tbl>
       <w:tblPr>
-        <w:tblStyle w:val="KisiTabel"/>
+        <w:tblStyle w:val="TableGrid"/>
         <w:tblW w:w="14787" w:type="dxa"/>
         <w:tblInd w:w="113" w:type="dxa"/>
         <w:tblLayout w:type="fixed"/>
@@ -3851,7 +3753,6 @@
                 <w:lang w:val="id-ID"/>
               </w:rPr>
             </w:pPr>
-            <w:proofErr w:type="spellStart"/>
             <w:r>
               <w:rPr>
                 <w:rFonts w:ascii="Times New Roman" w:eastAsia="Bookman Old Style" w:hAnsi="Times New Roman"/>
@@ -3862,7 +3763,6 @@
               </w:rPr>
               <w:t>Materi</w:t>
             </w:r>
-            <w:proofErr w:type="spellEnd"/>
           </w:p>
         </w:tc>
         <w:tc>
@@ -3906,7 +3806,7 @@
           </w:tcPr>
           <w:p>
             <w:pPr>
-              <w:pStyle w:val="DaftarParagraf"/>
+              <w:pStyle w:val="ListParagraph"/>
               <w:spacing w:before="120" w:after="120" w:line="240" w:lineRule="auto"/>
               <w:ind w:left="-85" w:right="-85"/>
               <w:contextualSpacing w:val="0"/>
@@ -3938,7 +3838,7 @@
           </w:tcPr>
           <w:p>
             <w:pPr>
-              <w:pStyle w:val="DaftarParagraf"/>
+              <w:pStyle w:val="ListParagraph"/>
               <w:spacing w:before="120" w:after="120" w:line="240" w:lineRule="auto"/>
               <w:ind w:left="-85" w:right="-85"/>
               <w:contextualSpacing w:val="0"/>
@@ -3950,7 +3850,6 @@
                 <w:sz w:val="24"/>
               </w:rPr>
             </w:pPr>
-            <w:proofErr w:type="spellStart"/>
             <w:r>
               <w:rPr>
                 <w:rFonts w:ascii="Times New Roman" w:hAnsi="Times New Roman"/>
@@ -3960,7 +3859,6 @@
               </w:rPr>
               <w:t>Agustus</w:t>
             </w:r>
-            <w:proofErr w:type="spellEnd"/>
           </w:p>
         </w:tc>
         <w:tc>
@@ -3972,7 +3870,7 @@
           </w:tcPr>
           <w:p>
             <w:pPr>
-              <w:pStyle w:val="DaftarParagraf"/>
+              <w:pStyle w:val="ListParagraph"/>
               <w:spacing w:before="120" w:after="120" w:line="240" w:lineRule="auto"/>
               <w:ind w:left="-85" w:right="-85"/>
               <w:contextualSpacing w:val="0"/>
@@ -4004,7 +3902,7 @@
           </w:tcPr>
           <w:p>
             <w:pPr>
-              <w:pStyle w:val="DaftarParagraf"/>
+              <w:pStyle w:val="ListParagraph"/>
               <w:spacing w:before="120" w:after="120" w:line="240" w:lineRule="auto"/>
               <w:ind w:left="-85" w:right="-85"/>
               <w:contextualSpacing w:val="0"/>
@@ -4016,7 +3914,6 @@
                 <w:sz w:val="24"/>
               </w:rPr>
             </w:pPr>
-            <w:proofErr w:type="spellStart"/>
             <w:r>
               <w:rPr>
                 <w:rFonts w:ascii="Times New Roman" w:hAnsi="Times New Roman"/>
@@ -4026,7 +3923,6 @@
               </w:rPr>
               <w:t>Oktober</w:t>
             </w:r>
-            <w:proofErr w:type="spellEnd"/>
           </w:p>
         </w:tc>
         <w:tc>
@@ -4038,7 +3934,7 @@
           </w:tcPr>
           <w:p>
             <w:pPr>
-              <w:pStyle w:val="DaftarParagraf"/>
+              <w:pStyle w:val="ListParagraph"/>
               <w:spacing w:before="120" w:after="120" w:line="240" w:lineRule="auto"/>
               <w:ind w:left="-85" w:right="-85"/>
               <w:contextualSpacing w:val="0"/>
@@ -4070,7 +3966,7 @@
           </w:tcPr>
           <w:p>
             <w:pPr>
-              <w:pStyle w:val="DaftarParagraf"/>
+              <w:pStyle w:val="ListParagraph"/>
               <w:spacing w:before="120" w:after="120" w:line="240" w:lineRule="auto"/>
               <w:ind w:left="-85" w:right="-85"/>
               <w:contextualSpacing w:val="0"/>
@@ -5061,7 +4957,6 @@
         <w:tc>
           <w:tcPr>
             <w:tcW w:w="412" w:type="dxa"/>
-            <w:shd w:val="clear" w:color="auto" w:fill="auto"/>
           </w:tcPr>
           <w:p>
             <w:pPr>
@@ -5087,7 +4982,6 @@
         <w:tc>
           <w:tcPr>
             <w:tcW w:w="2942" w:type="dxa"/>
-            <w:shd w:val="clear" w:color="auto" w:fill="auto"/>
           </w:tcPr>
           <w:p>
             <w:pPr>
@@ -5443,43 +5337,7 @@
                 <w:sz w:val="24"/>
                 <w:szCs w:val="24"/>
               </w:rPr>
-              <w:t xml:space="preserve">Bab 1 Aku dan </w:t>
-            </w:r>
-            <w:proofErr w:type="spellStart"/>
-            <w:r>
-              <w:rPr>
-                <w:rFonts w:ascii="Times New Roman" w:hAnsi="Times New Roman"/>
-                <w:sz w:val="24"/>
-                <w:szCs w:val="24"/>
-              </w:rPr>
-              <w:t>Teman</w:t>
-            </w:r>
-            <w:proofErr w:type="spellEnd"/>
-            <w:r>
-              <w:rPr>
-                <w:rFonts w:ascii="Times New Roman" w:hAnsi="Times New Roman"/>
-                <w:sz w:val="24"/>
-                <w:szCs w:val="24"/>
-              </w:rPr>
-              <w:t xml:space="preserve"> </w:t>
-            </w:r>
-            <w:proofErr w:type="spellStart"/>
-            <w:r>
-              <w:rPr>
-                <w:rFonts w:ascii="Times New Roman" w:hAnsi="Times New Roman"/>
-                <w:sz w:val="24"/>
-                <w:szCs w:val="24"/>
-              </w:rPr>
-              <w:t>Temanku</w:t>
-            </w:r>
-            <w:proofErr w:type="spellEnd"/>
-            <w:r>
-              <w:rPr>
-                <w:rFonts w:ascii="Times New Roman" w:hAnsi="Times New Roman"/>
-                <w:sz w:val="24"/>
-                <w:szCs w:val="24"/>
-              </w:rPr>
-              <w:t xml:space="preserve"> </w:t>
+              <w:t xml:space="preserve">Bab 1 Aku dan Teman Temanku </w:t>
             </w:r>
           </w:p>
           <w:p>
@@ -5577,16 +5435,16 @@
                 <w:sz w:val="24"/>
                 <w:szCs w:val="24"/>
               </w:rPr>
-              <w:t xml:space="preserve"> </w:t>
-            </w:r>
-            <w:proofErr w:type="spellStart"/>
-            <w:r>
-              <w:rPr>
-                <w:rFonts w:ascii="Times New Roman" w:hAnsi="Times New Roman"/>
-                <w:sz w:val="24"/>
-                <w:szCs w:val="24"/>
-              </w:rPr>
-              <w:t>Teman-Temanku</w:t>
+              <w:t xml:space="preserve"> Teman-</w:t>
+            </w:r>
+            <w:proofErr w:type="spellStart"/>
+            <w:r>
+              <w:rPr>
+                <w:rFonts w:ascii="Times New Roman" w:hAnsi="Times New Roman"/>
+                <w:sz w:val="24"/>
+                <w:szCs w:val="24"/>
+              </w:rPr>
+              <w:t>Temanku</w:t>
             </w:r>
             <w:proofErr w:type="spellEnd"/>
             <w:r>
@@ -5653,24 +5511,13 @@
                 <w:sz w:val="24"/>
                 <w:szCs w:val="24"/>
               </w:rPr>
-              <w:t xml:space="preserve"> Main Bersama </w:t>
-            </w:r>
-            <w:proofErr w:type="spellStart"/>
-            <w:r>
-              <w:rPr>
-                <w:rFonts w:ascii="Times New Roman" w:hAnsi="Times New Roman"/>
-                <w:sz w:val="24"/>
-                <w:szCs w:val="24"/>
-              </w:rPr>
-              <w:t>Teman</w:t>
-            </w:r>
-            <w:proofErr w:type="spellEnd"/>
+              <w:t xml:space="preserve"> Main Bersama Teman</w:t>
+            </w:r>
           </w:p>
         </w:tc>
         <w:tc>
           <w:tcPr>
             <w:tcW w:w="1018" w:type="dxa"/>
-            <w:shd w:val="clear" w:color="auto" w:fill="auto"/>
           </w:tcPr>
           <w:p>
             <w:pPr>
@@ -6203,7 +6050,6 @@
         <w:tc>
           <w:tcPr>
             <w:tcW w:w="412" w:type="dxa"/>
-            <w:shd w:val="clear" w:color="auto" w:fill="auto"/>
           </w:tcPr>
           <w:p>
             <w:pPr>
@@ -6230,7 +6076,6 @@
         <w:tc>
           <w:tcPr>
             <w:tcW w:w="2942" w:type="dxa"/>
-            <w:shd w:val="clear" w:color="auto" w:fill="auto"/>
           </w:tcPr>
           <w:p>
             <w:pPr>
@@ -6620,25 +6465,7 @@
                 <w:sz w:val="24"/>
                 <w:szCs w:val="24"/>
               </w:rPr>
-              <w:t xml:space="preserve"> di </w:t>
-            </w:r>
-            <w:proofErr w:type="spellStart"/>
-            <w:r>
-              <w:rPr>
-                <w:rFonts w:ascii="Times New Roman" w:hAnsi="Times New Roman"/>
-                <w:sz w:val="24"/>
-                <w:szCs w:val="24"/>
-              </w:rPr>
-              <w:t>Rumah</w:t>
-            </w:r>
-            <w:proofErr w:type="spellEnd"/>
-            <w:r>
-              <w:rPr>
-                <w:rFonts w:ascii="Times New Roman" w:hAnsi="Times New Roman"/>
-                <w:sz w:val="24"/>
-                <w:szCs w:val="24"/>
-              </w:rPr>
-              <w:t xml:space="preserve"> </w:t>
+              <w:t xml:space="preserve"> di Rumah </w:t>
             </w:r>
           </w:p>
           <w:p>
@@ -6678,60 +6505,13 @@
                 <w:sz w:val="24"/>
                 <w:szCs w:val="24"/>
               </w:rPr>
-              <w:t xml:space="preserve"> </w:t>
-            </w:r>
-            <w:proofErr w:type="spellStart"/>
-            <w:r>
-              <w:rPr>
-                <w:rFonts w:ascii="Times New Roman" w:hAnsi="Times New Roman"/>
-                <w:sz w:val="24"/>
-                <w:szCs w:val="24"/>
-              </w:rPr>
-              <w:t>dengan</w:t>
-            </w:r>
-            <w:proofErr w:type="spellEnd"/>
-            <w:r>
-              <w:rPr>
-                <w:rFonts w:ascii="Times New Roman" w:hAnsi="Times New Roman"/>
-                <w:sz w:val="24"/>
-                <w:szCs w:val="24"/>
-              </w:rPr>
-              <w:t xml:space="preserve"> </w:t>
-            </w:r>
-            <w:proofErr w:type="spellStart"/>
-            <w:r>
-              <w:rPr>
-                <w:rFonts w:ascii="Times New Roman" w:hAnsi="Times New Roman"/>
-                <w:sz w:val="24"/>
-                <w:szCs w:val="24"/>
-              </w:rPr>
-              <w:t>Tempat</w:t>
-            </w:r>
-            <w:proofErr w:type="spellEnd"/>
-            <w:r>
-              <w:rPr>
-                <w:rFonts w:ascii="Times New Roman" w:hAnsi="Times New Roman"/>
-                <w:sz w:val="24"/>
-                <w:szCs w:val="24"/>
-              </w:rPr>
-              <w:t xml:space="preserve"> </w:t>
-            </w:r>
-            <w:proofErr w:type="spellStart"/>
-            <w:r>
-              <w:rPr>
-                <w:rFonts w:ascii="Times New Roman" w:hAnsi="Times New Roman"/>
-                <w:sz w:val="24"/>
-                <w:szCs w:val="24"/>
-              </w:rPr>
-              <w:t>Tinggalku</w:t>
-            </w:r>
-            <w:proofErr w:type="spellEnd"/>
+              <w:t xml:space="preserve"> dengan Tempat Tinggalku</w:t>
+            </w:r>
           </w:p>
         </w:tc>
         <w:tc>
           <w:tcPr>
             <w:tcW w:w="1018" w:type="dxa"/>
-            <w:shd w:val="clear" w:color="auto" w:fill="auto"/>
           </w:tcPr>
           <w:p>
             <w:pPr>
@@ -7876,7 +7656,7 @@
     </w:p>
     <w:tbl>
       <w:tblPr>
-        <w:tblStyle w:val="KisiTabel"/>
+        <w:tblStyle w:val="TableGrid"/>
         <w:tblW w:w="11164" w:type="dxa"/>
         <w:jc w:val="center"/>
         <w:tblBorders>
@@ -7973,7 +7753,6 @@
               </w:rPr>
               <w:t xml:space="preserve"> </w:t>
             </w:r>
-            <w:proofErr w:type="spellStart"/>
             <w:r>
               <w:rPr>
                 <w:rFonts w:ascii="Times New Roman" w:hAnsi="Times New Roman"/>
@@ -7983,7 +7762,6 @@
               </w:rPr>
               <w:t>Sekolah</w:t>
             </w:r>
-            <w:proofErr w:type="spellEnd"/>
           </w:p>
           <w:p>
             <w:pPr>
@@ -8438,7 +8216,6 @@
         </w:rPr>
         <w:t xml:space="preserve">Nama </w:t>
       </w:r>
-      <w:proofErr w:type="spellStart"/>
       <w:r>
         <w:rPr>
           <w:rFonts w:ascii="Times New Roman" w:hAnsi="Times New Roman" w:cstheme="majorBidi"/>
@@ -8449,7 +8226,6 @@
         </w:rPr>
         <w:t>Sekolah</w:t>
       </w:r>
-      <w:proofErr w:type="spellEnd"/>
       <w:r>
         <w:rPr>
           <w:rFonts w:ascii="Times New Roman" w:hAnsi="Times New Roman" w:cstheme="majorBidi"/>
@@ -8664,7 +8440,6 @@
           <w:szCs w:val="24"/>
         </w:rPr>
       </w:pPr>
-      <w:proofErr w:type="spellStart"/>
       <w:r>
         <w:rPr>
           <w:rFonts w:ascii="Times New Roman" w:hAnsi="Times New Roman"/>
@@ -8673,18 +8448,7 @@
           <w:sz w:val="24"/>
           <w:szCs w:val="24"/>
         </w:rPr>
-        <w:t>Fase</w:t>
-      </w:r>
-      <w:proofErr w:type="spellEnd"/>
-      <w:r>
-        <w:rPr>
-          <w:rFonts w:ascii="Times New Roman" w:hAnsi="Times New Roman"/>
-          <w:b/>
-          <w:bCs/>
-          <w:sz w:val="24"/>
-          <w:szCs w:val="24"/>
-        </w:rPr>
-        <w:t xml:space="preserve"> - </w:t>
+        <w:t xml:space="preserve">Fase - </w:t>
       </w:r>
       <w:proofErr w:type="spellStart"/>
       <w:r>
@@ -8855,7 +8619,6 @@
           <w:szCs w:val="24"/>
         </w:rPr>
         <w:tab/>
-        <w:t>20</w:t>
       </w:r>
       <w:r>
         <w:rPr>
@@ -8865,7 +8628,7 @@
           <w:sz w:val="24"/>
           <w:szCs w:val="24"/>
         </w:rPr>
-        <w:t>25/2026</w:t>
+        <w:t>2026/2027</w:t>
       </w:r>
     </w:p>
     <w:p>
@@ -8929,27 +8692,7 @@
           <w:sz w:val="24"/>
           <w:szCs w:val="24"/>
         </w:rPr>
-        <w:t xml:space="preserve"> Mata Pelajaran PENDIDIKAN PANCASILA </w:t>
-      </w:r>
-      <w:proofErr w:type="spellStart"/>
-      <w:r>
-        <w:rPr>
-          <w:rFonts w:ascii="Times New Roman" w:hAnsi="Times New Roman"/>
-          <w:b/>
-          <w:sz w:val="24"/>
-          <w:szCs w:val="24"/>
-        </w:rPr>
-        <w:t>Fase</w:t>
-      </w:r>
-      <w:proofErr w:type="spellEnd"/>
-      <w:r>
-        <w:rPr>
-          <w:rFonts w:ascii="Times New Roman" w:hAnsi="Times New Roman"/>
-          <w:b/>
-          <w:sz w:val="24"/>
-          <w:szCs w:val="24"/>
-        </w:rPr>
-        <w:t xml:space="preserve"> A (</w:t>
+        <w:t xml:space="preserve"> Mata Pelajaran PENDIDIKAN PANCASILA Fase A (</w:t>
       </w:r>
       <w:proofErr w:type="spellStart"/>
       <w:r>
@@ -9511,25 +9254,7 @@
           <w:sz w:val="24"/>
           <w:szCs w:val="24"/>
         </w:rPr>
-        <w:t xml:space="preserve"> </w:t>
-      </w:r>
-      <w:proofErr w:type="spellStart"/>
-      <w:r>
-        <w:rPr>
-          <w:rFonts w:ascii="Times New Roman" w:hAnsi="Times New Roman"/>
-          <w:sz w:val="24"/>
-          <w:szCs w:val="24"/>
-        </w:rPr>
-        <w:t>Republik</w:t>
-      </w:r>
-      <w:proofErr w:type="spellEnd"/>
-      <w:r>
-        <w:rPr>
-          <w:rFonts w:ascii="Times New Roman" w:hAnsi="Times New Roman"/>
-          <w:sz w:val="24"/>
-          <w:szCs w:val="24"/>
-        </w:rPr>
-        <w:t xml:space="preserve"> Indonesia; </w:t>
+        <w:t xml:space="preserve"> Republik Indonesia; </w:t>
       </w:r>
       <w:proofErr w:type="spellStart"/>
       <w:r>
@@ -10461,25 +10186,7 @@
                 <w:sz w:val="24"/>
                 <w:szCs w:val="24"/>
               </w:rPr>
-              <w:t xml:space="preserve"> Dasar Negara </w:t>
-            </w:r>
-            <w:proofErr w:type="spellStart"/>
-            <w:r>
-              <w:rPr>
-                <w:rFonts w:ascii="Times New Roman" w:hAnsi="Times New Roman"/>
-                <w:sz w:val="24"/>
-                <w:szCs w:val="24"/>
-              </w:rPr>
-              <w:t>Republik</w:t>
-            </w:r>
-            <w:proofErr w:type="spellEnd"/>
-            <w:r>
-              <w:rPr>
-                <w:rFonts w:ascii="Times New Roman" w:hAnsi="Times New Roman"/>
-                <w:sz w:val="24"/>
-                <w:szCs w:val="24"/>
-              </w:rPr>
-              <w:t xml:space="preserve"> Indonesia </w:t>
+              <w:t xml:space="preserve"> Dasar Negara Republik Indonesia </w:t>
             </w:r>
             <w:proofErr w:type="spellStart"/>
             <w:r>
@@ -11252,25 +10959,7 @@
                 <w:sz w:val="24"/>
                 <w:szCs w:val="24"/>
               </w:rPr>
-              <w:t xml:space="preserve"> </w:t>
-            </w:r>
-            <w:proofErr w:type="spellStart"/>
-            <w:r>
-              <w:rPr>
-                <w:rFonts w:ascii="Times New Roman" w:hAnsi="Times New Roman"/>
-                <w:sz w:val="24"/>
-                <w:szCs w:val="24"/>
-              </w:rPr>
-              <w:t>Republik</w:t>
-            </w:r>
-            <w:proofErr w:type="spellEnd"/>
-            <w:r>
-              <w:rPr>
-                <w:rFonts w:ascii="Times New Roman" w:hAnsi="Times New Roman"/>
-                <w:sz w:val="24"/>
-                <w:szCs w:val="24"/>
-              </w:rPr>
-              <w:t xml:space="preserve"> Indonesia</w:t>
+              <w:t xml:space="preserve"> Republik Indonesia</w:t>
             </w:r>
           </w:p>
         </w:tc>
@@ -11503,25 +11192,7 @@
                 <w:sz w:val="24"/>
                 <w:szCs w:val="24"/>
               </w:rPr>
-              <w:t xml:space="preserve"> </w:t>
-            </w:r>
-            <w:proofErr w:type="spellStart"/>
-            <w:r>
-              <w:rPr>
-                <w:rFonts w:ascii="Times New Roman" w:hAnsi="Times New Roman"/>
-                <w:sz w:val="24"/>
-                <w:szCs w:val="24"/>
-              </w:rPr>
-              <w:t>Republik</w:t>
-            </w:r>
-            <w:proofErr w:type="spellEnd"/>
-            <w:r>
-              <w:rPr>
-                <w:rFonts w:ascii="Times New Roman" w:hAnsi="Times New Roman"/>
-                <w:sz w:val="24"/>
-                <w:szCs w:val="24"/>
-              </w:rPr>
-              <w:t xml:space="preserve"> Indonesia; </w:t>
+              <w:t xml:space="preserve"> Republik Indonesia; </w:t>
             </w:r>
             <w:proofErr w:type="spellStart"/>
             <w:r>
@@ -11873,7 +11544,7 @@
     </w:p>
     <w:tbl>
       <w:tblPr>
-        <w:tblStyle w:val="KisiTabel"/>
+        <w:tblStyle w:val="TableGrid"/>
         <w:tblW w:w="14589" w:type="dxa"/>
         <w:tblInd w:w="113" w:type="dxa"/>
         <w:tblLook w:val="04A0" w:firstRow="1" w:lastRow="0" w:firstColumn="1" w:lastColumn="0" w:noHBand="0" w:noVBand="1"/>
@@ -12016,7 +11687,6 @@
                 <w:lang w:val="id-ID"/>
               </w:rPr>
             </w:pPr>
-            <w:proofErr w:type="spellStart"/>
             <w:r>
               <w:rPr>
                 <w:rFonts w:ascii="Times New Roman" w:eastAsia="Bookman Old Style" w:hAnsi="Times New Roman"/>
@@ -12026,7 +11696,6 @@
               </w:rPr>
               <w:t>Materi</w:t>
             </w:r>
-            <w:proofErr w:type="spellEnd"/>
           </w:p>
         </w:tc>
         <w:tc>
@@ -12068,7 +11737,7 @@
           </w:tcPr>
           <w:p>
             <w:pPr>
-              <w:pStyle w:val="DaftarParagraf"/>
+              <w:pStyle w:val="ListParagraph"/>
               <w:spacing w:before="120" w:after="120" w:line="240" w:lineRule="auto"/>
               <w:ind w:left="-85" w:right="-85"/>
               <w:contextualSpacing w:val="0"/>
@@ -12098,7 +11767,7 @@
           </w:tcPr>
           <w:p>
             <w:pPr>
-              <w:pStyle w:val="DaftarParagraf"/>
+              <w:pStyle w:val="ListParagraph"/>
               <w:spacing w:before="120" w:after="120" w:line="240" w:lineRule="auto"/>
               <w:ind w:left="-85" w:right="-85"/>
               <w:contextualSpacing w:val="0"/>
@@ -12109,7 +11778,6 @@
                 <w:sz w:val="24"/>
               </w:rPr>
             </w:pPr>
-            <w:proofErr w:type="spellStart"/>
             <w:r>
               <w:rPr>
                 <w:rFonts w:ascii="Times New Roman" w:hAnsi="Times New Roman"/>
@@ -12118,7 +11786,6 @@
               </w:rPr>
               <w:t>Agustus</w:t>
             </w:r>
-            <w:proofErr w:type="spellEnd"/>
           </w:p>
         </w:tc>
         <w:tc>
@@ -12130,7 +11797,7 @@
           </w:tcPr>
           <w:p>
             <w:pPr>
-              <w:pStyle w:val="DaftarParagraf"/>
+              <w:pStyle w:val="ListParagraph"/>
               <w:spacing w:before="120" w:after="120" w:line="240" w:lineRule="auto"/>
               <w:ind w:left="-85" w:right="-85"/>
               <w:contextualSpacing w:val="0"/>
@@ -12160,7 +11827,7 @@
           </w:tcPr>
           <w:p>
             <w:pPr>
-              <w:pStyle w:val="DaftarParagraf"/>
+              <w:pStyle w:val="ListParagraph"/>
               <w:spacing w:before="120" w:after="120" w:line="240" w:lineRule="auto"/>
               <w:ind w:left="-85" w:right="-85"/>
               <w:contextualSpacing w:val="0"/>
@@ -12171,7 +11838,6 @@
                 <w:sz w:val="24"/>
               </w:rPr>
             </w:pPr>
-            <w:proofErr w:type="spellStart"/>
             <w:r>
               <w:rPr>
                 <w:rFonts w:ascii="Times New Roman" w:hAnsi="Times New Roman"/>
@@ -12180,7 +11846,6 @@
               </w:rPr>
               <w:t>Oktober</w:t>
             </w:r>
-            <w:proofErr w:type="spellEnd"/>
           </w:p>
         </w:tc>
         <w:tc>
@@ -12192,7 +11857,7 @@
           </w:tcPr>
           <w:p>
             <w:pPr>
-              <w:pStyle w:val="DaftarParagraf"/>
+              <w:pStyle w:val="ListParagraph"/>
               <w:spacing w:before="120" w:after="120" w:line="240" w:lineRule="auto"/>
               <w:ind w:left="-85" w:right="-85"/>
               <w:contextualSpacing w:val="0"/>
@@ -12222,7 +11887,7 @@
           </w:tcPr>
           <w:p>
             <w:pPr>
-              <w:pStyle w:val="DaftarParagraf"/>
+              <w:pStyle w:val="ListParagraph"/>
               <w:spacing w:before="120" w:after="120" w:line="240" w:lineRule="auto"/>
               <w:ind w:left="-85" w:right="-85"/>
               <w:contextualSpacing w:val="0"/>
@@ -13211,7 +12876,6 @@
         <w:tc>
           <w:tcPr>
             <w:tcW w:w="426" w:type="dxa"/>
-            <w:shd w:val="clear" w:color="auto" w:fill="auto"/>
           </w:tcPr>
           <w:p>
             <w:pPr>
@@ -13237,7 +12901,6 @@
         <w:tc>
           <w:tcPr>
             <w:tcW w:w="2904" w:type="dxa"/>
-            <w:shd w:val="clear" w:color="auto" w:fill="auto"/>
           </w:tcPr>
           <w:p>
             <w:pPr>
@@ -13479,25 +13142,7 @@
                 <w:sz w:val="24"/>
                 <w:szCs w:val="24"/>
               </w:rPr>
-              <w:t xml:space="preserve"> </w:t>
-            </w:r>
-            <w:proofErr w:type="spellStart"/>
-            <w:r>
-              <w:rPr>
-                <w:rFonts w:ascii="Times New Roman" w:hAnsi="Times New Roman"/>
-                <w:sz w:val="24"/>
-                <w:szCs w:val="24"/>
-              </w:rPr>
-              <w:t>Bendera</w:t>
-            </w:r>
-            <w:proofErr w:type="spellEnd"/>
-            <w:r>
-              <w:rPr>
-                <w:rFonts w:ascii="Times New Roman" w:hAnsi="Times New Roman"/>
-                <w:sz w:val="24"/>
-                <w:szCs w:val="24"/>
-              </w:rPr>
-              <w:t xml:space="preserve"> Indonesia </w:t>
+              <w:t xml:space="preserve"> Bendera Indonesia </w:t>
             </w:r>
           </w:p>
           <w:p>
@@ -13537,25 +13182,7 @@
                 <w:sz w:val="24"/>
                 <w:szCs w:val="24"/>
               </w:rPr>
-              <w:t xml:space="preserve"> </w:t>
-            </w:r>
-            <w:proofErr w:type="spellStart"/>
-            <w:r>
-              <w:rPr>
-                <w:rFonts w:ascii="Times New Roman" w:hAnsi="Times New Roman"/>
-                <w:sz w:val="24"/>
-                <w:szCs w:val="24"/>
-              </w:rPr>
-              <w:t>Lagu</w:t>
-            </w:r>
-            <w:proofErr w:type="spellEnd"/>
-            <w:r>
-              <w:rPr>
-                <w:rFonts w:ascii="Times New Roman" w:hAnsi="Times New Roman"/>
-                <w:sz w:val="24"/>
-                <w:szCs w:val="24"/>
-              </w:rPr>
-              <w:t xml:space="preserve"> </w:t>
+              <w:t xml:space="preserve"> Lagu </w:t>
             </w:r>
             <w:proofErr w:type="spellStart"/>
             <w:r>
@@ -13656,7 +13283,6 @@
         <w:tc>
           <w:tcPr>
             <w:tcW w:w="906" w:type="dxa"/>
-            <w:shd w:val="clear" w:color="auto" w:fill="auto"/>
           </w:tcPr>
           <w:p>
             <w:pPr>
@@ -14194,7 +13820,7 @@
     </w:p>
     <w:tbl>
       <w:tblPr>
-        <w:tblStyle w:val="KisiTabel"/>
+        <w:tblStyle w:val="TableGrid"/>
         <w:tblW w:w="14589" w:type="dxa"/>
         <w:tblInd w:w="113" w:type="dxa"/>
         <w:tblLook w:val="04A0" w:firstRow="1" w:lastRow="0" w:firstColumn="1" w:lastColumn="0" w:noHBand="0" w:noVBand="1"/>
@@ -14242,7 +13868,6 @@
         <w:tc>
           <w:tcPr>
             <w:tcW w:w="426" w:type="dxa"/>
-            <w:shd w:val="clear" w:color="auto" w:fill="auto"/>
           </w:tcPr>
           <w:p>
             <w:pPr>
@@ -14269,7 +13894,6 @@
         <w:tc>
           <w:tcPr>
             <w:tcW w:w="2904" w:type="dxa"/>
-            <w:shd w:val="clear" w:color="auto" w:fill="auto"/>
           </w:tcPr>
           <w:p>
             <w:pPr>
@@ -14793,25 +14417,7 @@
                 <w:sz w:val="24"/>
                 <w:szCs w:val="24"/>
               </w:rPr>
-              <w:t xml:space="preserve"> </w:t>
-            </w:r>
-            <w:proofErr w:type="spellStart"/>
-            <w:r>
-              <w:rPr>
-                <w:rFonts w:ascii="Times New Roman" w:hAnsi="Times New Roman"/>
-                <w:sz w:val="24"/>
-                <w:szCs w:val="24"/>
-              </w:rPr>
-              <w:t>Sekolah</w:t>
-            </w:r>
-            <w:proofErr w:type="spellEnd"/>
-            <w:r>
-              <w:rPr>
-                <w:rFonts w:ascii="Times New Roman" w:hAnsi="Times New Roman"/>
-                <w:sz w:val="24"/>
-                <w:szCs w:val="24"/>
-              </w:rPr>
-              <w:t xml:space="preserve"> </w:t>
+              <w:t xml:space="preserve"> Sekolah </w:t>
             </w:r>
           </w:p>
           <w:p>
@@ -14851,42 +14457,13 @@
                 <w:sz w:val="24"/>
                 <w:szCs w:val="24"/>
               </w:rPr>
-              <w:t xml:space="preserve"> Pada </w:t>
-            </w:r>
-            <w:proofErr w:type="spellStart"/>
-            <w:r>
-              <w:rPr>
-                <w:rFonts w:ascii="Times New Roman" w:hAnsi="Times New Roman"/>
-                <w:sz w:val="24"/>
-                <w:szCs w:val="24"/>
-              </w:rPr>
-              <w:t>Lingkungan</w:t>
-            </w:r>
-            <w:proofErr w:type="spellEnd"/>
-            <w:r>
-              <w:rPr>
-                <w:rFonts w:ascii="Times New Roman" w:hAnsi="Times New Roman"/>
-                <w:sz w:val="24"/>
-                <w:szCs w:val="24"/>
-              </w:rPr>
-              <w:t xml:space="preserve"> </w:t>
-            </w:r>
-            <w:proofErr w:type="spellStart"/>
-            <w:r>
-              <w:rPr>
-                <w:rFonts w:ascii="Times New Roman" w:hAnsi="Times New Roman"/>
-                <w:sz w:val="24"/>
-                <w:szCs w:val="24"/>
-              </w:rPr>
-              <w:t>Sekolah</w:t>
-            </w:r>
-            <w:proofErr w:type="spellEnd"/>
+              <w:t xml:space="preserve"> Pada Lingkungan Sekolah</w:t>
+            </w:r>
           </w:p>
         </w:tc>
         <w:tc>
           <w:tcPr>
             <w:tcW w:w="906" w:type="dxa"/>
-            <w:shd w:val="clear" w:color="auto" w:fill="auto"/>
           </w:tcPr>
           <w:p>
             <w:pPr>
@@ -16020,7 +15597,7 @@
     </w:p>
     <w:tbl>
       <w:tblPr>
-        <w:tblStyle w:val="KisiTabel"/>
+        <w:tblStyle w:val="TableGrid"/>
         <w:tblW w:w="11164" w:type="dxa"/>
         <w:jc w:val="center"/>
         <w:tblBorders>
@@ -16117,7 +15694,6 @@
               </w:rPr>
               <w:t xml:space="preserve"> </w:t>
             </w:r>
-            <w:proofErr w:type="spellStart"/>
             <w:r>
               <w:rPr>
                 <w:rFonts w:ascii="Times New Roman" w:hAnsi="Times New Roman"/>
@@ -16127,7 +15703,6 @@
               </w:rPr>
               <w:t>Sekolah</w:t>
             </w:r>
-            <w:proofErr w:type="spellEnd"/>
           </w:p>
           <w:p>
             <w:pPr>
@@ -16513,7 +16088,7 @@
 </file>
 
 <file path=word/endnotes.xml><?xml version="1.0" encoding="utf-8"?>
-<w:endnotes xmlns:wpc="http://schemas.microsoft.com/office/word/2010/wordprocessingCanvas" xmlns:cx="http://schemas.microsoft.com/office/drawing/2014/chartex" xmlns:cx1="http://schemas.microsoft.com/office/drawing/2015/9/8/chartex" xmlns:cx2="http://schemas.microsoft.com/office/drawing/2015/10/21/chartex" xmlns:cx3="http://schemas.microsoft.com/office/drawing/2016/5/9/chartex" xmlns:cx4="http://schemas.microsoft.com/office/drawing/2016/5/10/chartex" xmlns:cx5="http://schemas.microsoft.com/office/drawing/2016/5/11/chartex" xmlns:cx6="http://schemas.microsoft.com/office/drawing/2016/5/12/chartex" xmlns:cx7="http://schemas.microsoft.com/office/drawing/2016/5/13/chartex" xmlns:cx8="http://schemas.microsoft.com/office/drawing/2016/5/14/chartex" xmlns:mc="http://schemas.openxmlformats.org/markup-compatibility/2006" xmlns:aink="http://schemas.microsoft.com/office/drawing/2016/ink" xmlns:am3d="http://schemas.microsoft.com/office/drawing/2017/model3d" xmlns:o="urn:schemas-microsoft-com:office:office" xmlns:oel="http://schemas.microsoft.com/office/2019/extlst" xmlns:r="http://schemas.openxmlformats.org/officeDocument/2006/relationships" xmlns:m="http://schemas.openxmlformats.org/officeDocument/2006/math" xmlns:v="urn:schemas-microsoft-com:vml" xmlns:wp14="http://schemas.microsoft.com/office/word/2010/wordprocessingDrawing" xmlns:wp="http://schemas.openxmlformats.org/drawingml/2006/wordprocessingDrawing" xmlns:w10="urn:schemas-microsoft-com:office:word" xmlns:w="http://schemas.openxmlformats.org/wordprocessingml/2006/main" xmlns:w14="http://schemas.microsoft.com/office/word/2010/wordml" xmlns:w15="http://schemas.microsoft.com/office/word/2012/wordml" xmlns:w16cex="http://schemas.microsoft.com/office/word/2018/wordml/cex" xmlns:w16cid="http://schemas.microsoft.com/office/word/2016/wordml/cid" xmlns:w16="http://schemas.microsoft.com/office/word/2018/wordml" xmlns:w16sdtdh="http://schemas.microsoft.com/office/word/2020/wordml/sdtdatahash" xmlns:w16se="http://schemas.microsoft.com/office/word/2015/wordml/symex" xmlns:wpg="http://schemas.microsoft.com/office/word/2010/wordprocessingGroup" xmlns:wpi="http://schemas.microsoft.com/office/word/2010/wordprocessingInk" xmlns:wne="http://schemas.microsoft.com/office/word/2006/wordml" xmlns:wps="http://schemas.microsoft.com/office/word/2010/wordprocessingShape" mc:Ignorable="w14 w15 w16se w16cid w16 w16cex w16sdtdh wp14">
+<w:endnotes xmlns:wpc="http://schemas.microsoft.com/office/word/2010/wordprocessingCanvas" xmlns:cx="http://schemas.microsoft.com/office/drawing/2014/chartex" xmlns:cx1="http://schemas.microsoft.com/office/drawing/2015/9/8/chartex" xmlns:cx2="http://schemas.microsoft.com/office/drawing/2015/10/21/chartex" xmlns:cx3="http://schemas.microsoft.com/office/drawing/2016/5/9/chartex" xmlns:cx4="http://schemas.microsoft.com/office/drawing/2016/5/10/chartex" xmlns:cx5="http://schemas.microsoft.com/office/drawing/2016/5/11/chartex" xmlns:cx6="http://schemas.microsoft.com/office/drawing/2016/5/12/chartex" xmlns:cx7="http://schemas.microsoft.com/office/drawing/2016/5/13/chartex" xmlns:cx8="http://schemas.microsoft.com/office/drawing/2016/5/14/chartex" xmlns:mc="http://schemas.openxmlformats.org/markup-compatibility/2006" xmlns:aink="http://schemas.microsoft.com/office/drawing/2016/ink" xmlns:am3d="http://schemas.microsoft.com/office/drawing/2017/model3d" xmlns:o="urn:schemas-microsoft-com:office:office" xmlns:oel="http://schemas.microsoft.com/office/2019/extlst" xmlns:r="http://schemas.openxmlformats.org/officeDocument/2006/relationships" xmlns:m="http://schemas.openxmlformats.org/officeDocument/2006/math" xmlns:v="urn:schemas-microsoft-com:vml" xmlns:wp14="http://schemas.microsoft.com/office/word/2010/wordprocessingDrawing" xmlns:wp="http://schemas.openxmlformats.org/drawingml/2006/wordprocessingDrawing" xmlns:w10="urn:schemas-microsoft-com:office:word" xmlns:w="http://schemas.openxmlformats.org/wordprocessingml/2006/main" xmlns:w14="http://schemas.microsoft.com/office/word/2010/wordml" xmlns:w15="http://schemas.microsoft.com/office/word/2012/wordml" xmlns:w16cex="http://schemas.microsoft.com/office/word/2018/wordml/cex" xmlns:w16cid="http://schemas.microsoft.com/office/word/2016/wordml/cid" xmlns:w16="http://schemas.microsoft.com/office/word/2018/wordml" xmlns:w16du="http://schemas.microsoft.com/office/word/2023/wordml/word16du" xmlns:w16sdtdh="http://schemas.microsoft.com/office/word/2020/wordml/sdtdatahash" xmlns:w16sdtfl="http://schemas.microsoft.com/office/word/2024/wordml/sdtformatlock" xmlns:w16se="http://schemas.microsoft.com/office/word/2015/wordml/symex" xmlns:wpg="http://schemas.microsoft.com/office/word/2010/wordprocessingGroup" xmlns:wpi="http://schemas.microsoft.com/office/word/2010/wordprocessingInk" xmlns:wne="http://schemas.microsoft.com/office/word/2006/wordml" xmlns:wps="http://schemas.microsoft.com/office/word/2010/wordprocessingShape" mc:Ignorable="w14 w15 w16se w16cid w16 w16cex w16sdtdh w16sdtfl w16du wp14">
   <w:endnote w:type="separator" w:id="-1">
     <w:p>
       <w:pPr>
@@ -16538,7 +16113,7 @@
 </file>
 
 <file path=word/footnotes.xml><?xml version="1.0" encoding="utf-8"?>
-<w:footnotes xmlns:wpc="http://schemas.microsoft.com/office/word/2010/wordprocessingCanvas" xmlns:cx="http://schemas.microsoft.com/office/drawing/2014/chartex" xmlns:cx1="http://schemas.microsoft.com/office/drawing/2015/9/8/chartex" xmlns:cx2="http://schemas.microsoft.com/office/drawing/2015/10/21/chartex" xmlns:cx3="http://schemas.microsoft.com/office/drawing/2016/5/9/chartex" xmlns:cx4="http://schemas.microsoft.com/office/drawing/2016/5/10/chartex" xmlns:cx5="http://schemas.microsoft.com/office/drawing/2016/5/11/chartex" xmlns:cx6="http://schemas.microsoft.com/office/drawing/2016/5/12/chartex" xmlns:cx7="http://schemas.microsoft.com/office/drawing/2016/5/13/chartex" xmlns:cx8="http://schemas.microsoft.com/office/drawing/2016/5/14/chartex" xmlns:mc="http://schemas.openxmlformats.org/markup-compatibility/2006" xmlns:aink="http://schemas.microsoft.com/office/drawing/2016/ink" xmlns:am3d="http://schemas.microsoft.com/office/drawing/2017/model3d" xmlns:o="urn:schemas-microsoft-com:office:office" xmlns:oel="http://schemas.microsoft.com/office/2019/extlst" xmlns:r="http://schemas.openxmlformats.org/officeDocument/2006/relationships" xmlns:m="http://schemas.openxmlformats.org/officeDocument/2006/math" xmlns:v="urn:schemas-microsoft-com:vml" xmlns:wp14="http://schemas.microsoft.com/office/word/2010/wordprocessingDrawing" xmlns:wp="http://schemas.openxmlformats.org/drawingml/2006/wordprocessingDrawing" xmlns:w10="urn:schemas-microsoft-com:office:word" xmlns:w="http://schemas.openxmlformats.org/wordprocessingml/2006/main" xmlns:w14="http://schemas.microsoft.com/office/word/2010/wordml" xmlns:w15="http://schemas.microsoft.com/office/word/2012/wordml" xmlns:w16cex="http://schemas.microsoft.com/office/word/2018/wordml/cex" xmlns:w16cid="http://schemas.microsoft.com/office/word/2016/wordml/cid" xmlns:w16="http://schemas.microsoft.com/office/word/2018/wordml" xmlns:w16sdtdh="http://schemas.microsoft.com/office/word/2020/wordml/sdtdatahash" xmlns:w16se="http://schemas.microsoft.com/office/word/2015/wordml/symex" xmlns:wpg="http://schemas.microsoft.com/office/word/2010/wordprocessingGroup" xmlns:wpi="http://schemas.microsoft.com/office/word/2010/wordprocessingInk" xmlns:wne="http://schemas.microsoft.com/office/word/2006/wordml" xmlns:wps="http://schemas.microsoft.com/office/word/2010/wordprocessingShape" mc:Ignorable="w14 w15 w16se w16cid w16 w16cex w16sdtdh wp14">
+<w:footnotes xmlns:wpc="http://schemas.microsoft.com/office/word/2010/wordprocessingCanvas" xmlns:cx="http://schemas.microsoft.com/office/drawing/2014/chartex" xmlns:cx1="http://schemas.microsoft.com/office/drawing/2015/9/8/chartex" xmlns:cx2="http://schemas.microsoft.com/office/drawing/2015/10/21/chartex" xmlns:cx3="http://schemas.microsoft.com/office/drawing/2016/5/9/chartex" xmlns:cx4="http://schemas.microsoft.com/office/drawing/2016/5/10/chartex" xmlns:cx5="http://schemas.microsoft.com/office/drawing/2016/5/11/chartex" xmlns:cx6="http://schemas.microsoft.com/office/drawing/2016/5/12/chartex" xmlns:cx7="http://schemas.microsoft.com/office/drawing/2016/5/13/chartex" xmlns:cx8="http://schemas.microsoft.com/office/drawing/2016/5/14/chartex" xmlns:mc="http://schemas.openxmlformats.org/markup-compatibility/2006" xmlns:aink="http://schemas.microsoft.com/office/drawing/2016/ink" xmlns:am3d="http://schemas.microsoft.com/office/drawing/2017/model3d" xmlns:o="urn:schemas-microsoft-com:office:office" xmlns:oel="http://schemas.microsoft.com/office/2019/extlst" xmlns:r="http://schemas.openxmlformats.org/officeDocument/2006/relationships" xmlns:m="http://schemas.openxmlformats.org/officeDocument/2006/math" xmlns:v="urn:schemas-microsoft-com:vml" xmlns:wp14="http://schemas.microsoft.com/office/word/2010/wordprocessingDrawing" xmlns:wp="http://schemas.openxmlformats.org/drawingml/2006/wordprocessingDrawing" xmlns:w10="urn:schemas-microsoft-com:office:word" xmlns:w="http://schemas.openxmlformats.org/wordprocessingml/2006/main" xmlns:w14="http://schemas.microsoft.com/office/word/2010/wordml" xmlns:w15="http://schemas.microsoft.com/office/word/2012/wordml" xmlns:w16cex="http://schemas.microsoft.com/office/word/2018/wordml/cex" xmlns:w16cid="http://schemas.microsoft.com/office/word/2016/wordml/cid" xmlns:w16="http://schemas.microsoft.com/office/word/2018/wordml" xmlns:w16du="http://schemas.microsoft.com/office/word/2023/wordml/word16du" xmlns:w16sdtdh="http://schemas.microsoft.com/office/word/2020/wordml/sdtdatahash" xmlns:w16sdtfl="http://schemas.microsoft.com/office/word/2024/wordml/sdtformatlock" xmlns:w16se="http://schemas.microsoft.com/office/word/2015/wordml/symex" xmlns:wpg="http://schemas.microsoft.com/office/word/2010/wordprocessingGroup" xmlns:wpi="http://schemas.microsoft.com/office/word/2010/wordprocessingInk" xmlns:wne="http://schemas.microsoft.com/office/word/2006/wordml" xmlns:wps="http://schemas.microsoft.com/office/word/2010/wordprocessingShape" mc:Ignorable="w14 w15 w16se w16cid w16 w16cex w16sdtdh w16sdtfl w16du wp14">
   <w:footnote w:type="separator" w:id="-1">
     <w:p>
       <w:pPr>
@@ -16563,7 +16138,7 @@
 </file>
 
 <file path=word/numbering.xml><?xml version="1.0" encoding="utf-8"?>
-<w:numbering xmlns:wpc="http://schemas.microsoft.com/office/word/2010/wordprocessingCanvas" xmlns:cx="http://schemas.microsoft.com/office/drawing/2014/chartex" xmlns:cx1="http://schemas.microsoft.com/office/drawing/2015/9/8/chartex" xmlns:cx2="http://schemas.microsoft.com/office/drawing/2015/10/21/chartex" xmlns:cx3="http://schemas.microsoft.com/office/drawing/2016/5/9/chartex" xmlns:cx4="http://schemas.microsoft.com/office/drawing/2016/5/10/chartex" xmlns:cx5="http://schemas.microsoft.com/office/drawing/2016/5/11/chartex" xmlns:cx6="http://schemas.microsoft.com/office/drawing/2016/5/12/chartex" xmlns:cx7="http://schemas.microsoft.com/office/drawing/2016/5/13/chartex" xmlns:cx8="http://schemas.microsoft.com/office/drawing/2016/5/14/chartex" xmlns:mc="http://schemas.openxmlformats.org/markup-compatibility/2006" xmlns:aink="http://schemas.microsoft.com/office/drawing/2016/ink" xmlns:am3d="http://schemas.microsoft.com/office/drawing/2017/model3d" xmlns:o="urn:schemas-microsoft-com:office:office" xmlns:oel="http://schemas.microsoft.com/office/2019/extlst" xmlns:r="http://schemas.openxmlformats.org/officeDocument/2006/relationships" xmlns:m="http://schemas.openxmlformats.org/officeDocument/2006/math" xmlns:v="urn:schemas-microsoft-com:vml" xmlns:wp14="http://schemas.microsoft.com/office/word/2010/wordprocessingDrawing" xmlns:wp="http://schemas.openxmlformats.org/drawingml/2006/wordprocessingDrawing" xmlns:w10="urn:schemas-microsoft-com:office:word" xmlns:w="http://schemas.openxmlformats.org/wordprocessingml/2006/main" xmlns:w14="http://schemas.microsoft.com/office/word/2010/wordml" xmlns:w15="http://schemas.microsoft.com/office/word/2012/wordml" xmlns:w16cex="http://schemas.microsoft.com/office/word/2018/wordml/cex" xmlns:w16cid="http://schemas.microsoft.com/office/word/2016/wordml/cid" xmlns:w16="http://schemas.microsoft.com/office/word/2018/wordml" xmlns:w16sdtdh="http://schemas.microsoft.com/office/word/2020/wordml/sdtdatahash" xmlns:w16se="http://schemas.microsoft.com/office/word/2015/wordml/symex" xmlns:wpg="http://schemas.microsoft.com/office/word/2010/wordprocessingGroup" xmlns:wpi="http://schemas.microsoft.com/office/word/2010/wordprocessingInk" xmlns:wne="http://schemas.microsoft.com/office/word/2006/wordml" xmlns:wps="http://schemas.microsoft.com/office/word/2010/wordprocessingShape" mc:Ignorable="w14 w15 w16se w16cid w16 w16cex w16sdtdh wp14">
+<w:numbering xmlns:wpc="http://schemas.microsoft.com/office/word/2010/wordprocessingCanvas" xmlns:cx="http://schemas.microsoft.com/office/drawing/2014/chartex" xmlns:cx1="http://schemas.microsoft.com/office/drawing/2015/9/8/chartex" xmlns:cx2="http://schemas.microsoft.com/office/drawing/2015/10/21/chartex" xmlns:cx3="http://schemas.microsoft.com/office/drawing/2016/5/9/chartex" xmlns:cx4="http://schemas.microsoft.com/office/drawing/2016/5/10/chartex" xmlns:cx5="http://schemas.microsoft.com/office/drawing/2016/5/11/chartex" xmlns:cx6="http://schemas.microsoft.com/office/drawing/2016/5/12/chartex" xmlns:cx7="http://schemas.microsoft.com/office/drawing/2016/5/13/chartex" xmlns:cx8="http://schemas.microsoft.com/office/drawing/2016/5/14/chartex" xmlns:mc="http://schemas.openxmlformats.org/markup-compatibility/2006" xmlns:aink="http://schemas.microsoft.com/office/drawing/2016/ink" xmlns:am3d="http://schemas.microsoft.com/office/drawing/2017/model3d" xmlns:o="urn:schemas-microsoft-com:office:office" xmlns:oel="http://schemas.microsoft.com/office/2019/extlst" xmlns:r="http://schemas.openxmlformats.org/officeDocument/2006/relationships" xmlns:m="http://schemas.openxmlformats.org/officeDocument/2006/math" xmlns:v="urn:schemas-microsoft-com:vml" xmlns:wp14="http://schemas.microsoft.com/office/word/2010/wordprocessingDrawing" xmlns:wp="http://schemas.openxmlformats.org/drawingml/2006/wordprocessingDrawing" xmlns:w10="urn:schemas-microsoft-com:office:word" xmlns:w="http://schemas.openxmlformats.org/wordprocessingml/2006/main" xmlns:w14="http://schemas.microsoft.com/office/word/2010/wordml" xmlns:w15="http://schemas.microsoft.com/office/word/2012/wordml" xmlns:w16cex="http://schemas.microsoft.com/office/word/2018/wordml/cex" xmlns:w16cid="http://schemas.microsoft.com/office/word/2016/wordml/cid" xmlns:w16="http://schemas.microsoft.com/office/word/2018/wordml" xmlns:w16du="http://schemas.microsoft.com/office/word/2023/wordml/word16du" xmlns:w16sdtdh="http://schemas.microsoft.com/office/word/2020/wordml/sdtdatahash" xmlns:w16sdtfl="http://schemas.microsoft.com/office/word/2024/wordml/sdtformatlock" xmlns:w16se="http://schemas.microsoft.com/office/word/2015/wordml/symex" xmlns:wpg="http://schemas.microsoft.com/office/word/2010/wordprocessingGroup" xmlns:wpi="http://schemas.microsoft.com/office/word/2010/wordprocessingInk" xmlns:wne="http://schemas.microsoft.com/office/word/2006/wordml" xmlns:wps="http://schemas.microsoft.com/office/word/2010/wordprocessingShape" mc:Ignorable="w14 w15 w16se w16cid w16 w16cex w16sdtdh w16sdtfl w16du wp14">
   <w:abstractNum w:abstractNumId="0" w15:restartNumberingAfterBreak="0">
     <w:nsid w:val="012B011B"/>
     <w:multiLevelType w:val="hybridMultilevel"/>
@@ -20737,7 +20312,7 @@
 </file>
 
 <file path=word/styles.xml><?xml version="1.0" encoding="utf-8"?>
-<w:styles xmlns:mc="http://schemas.openxmlformats.org/markup-compatibility/2006" xmlns:r="http://schemas.openxmlformats.org/officeDocument/2006/relationships" xmlns:w="http://schemas.openxmlformats.org/wordprocessingml/2006/main" xmlns:w14="http://schemas.microsoft.com/office/word/2010/wordml" xmlns:w15="http://schemas.microsoft.com/office/word/2012/wordml" xmlns:w16cex="http://schemas.microsoft.com/office/word/2018/wordml/cex" xmlns:w16cid="http://schemas.microsoft.com/office/word/2016/wordml/cid" xmlns:w16="http://schemas.microsoft.com/office/word/2018/wordml" xmlns:w16sdtdh="http://schemas.microsoft.com/office/word/2020/wordml/sdtdatahash" xmlns:w16se="http://schemas.microsoft.com/office/word/2015/wordml/symex" mc:Ignorable="w14 w15 w16se w16cid w16 w16cex w16sdtdh">
+<w:styles xmlns:mc="http://schemas.openxmlformats.org/markup-compatibility/2006" xmlns:r="http://schemas.openxmlformats.org/officeDocument/2006/relationships" xmlns:w="http://schemas.openxmlformats.org/wordprocessingml/2006/main" xmlns:w14="http://schemas.microsoft.com/office/word/2010/wordml" xmlns:w15="http://schemas.microsoft.com/office/word/2012/wordml" xmlns:w16cex="http://schemas.microsoft.com/office/word/2018/wordml/cex" xmlns:w16cid="http://schemas.microsoft.com/office/word/2016/wordml/cid" xmlns:w16="http://schemas.microsoft.com/office/word/2018/wordml" xmlns:w16du="http://schemas.microsoft.com/office/word/2023/wordml/word16du" xmlns:w16sdtdh="http://schemas.microsoft.com/office/word/2020/wordml/sdtdatahash" xmlns:w16sdtfl="http://schemas.microsoft.com/office/word/2024/wordml/sdtformatlock" xmlns:w16se="http://schemas.microsoft.com/office/word/2015/wordml/symex" mc:Ignorable="w14 w15 w16se w16cid w16 w16cex w16sdtdh w16sdtfl w16du">
   <w:docDefaults>
     <w:rPrDefault>
       <w:rPr>
@@ -21150,13 +20725,13 @@
       <w:szCs w:val="22"/>
     </w:rPr>
   </w:style>
-  <w:style w:type="character" w:default="1" w:styleId="FontParagrafDefault">
+  <w:style w:type="character" w:default="1" w:styleId="DefaultParagraphFont">
     <w:name w:val="Default Paragraph Font"/>
     <w:uiPriority w:val="1"/>
     <w:semiHidden/>
     <w:unhideWhenUsed/>
   </w:style>
-  <w:style w:type="table" w:default="1" w:styleId="TabelNormal">
+  <w:style w:type="table" w:default="1" w:styleId="TableNormal">
     <w:name w:val="Normal Table"/>
     <w:uiPriority w:val="99"/>
     <w:semiHidden/>
@@ -21171,16 +20746,16 @@
       </w:tblCellMar>
     </w:tblPr>
   </w:style>
-  <w:style w:type="numbering" w:default="1" w:styleId="TidakAdaDaftar">
+  <w:style w:type="numbering" w:default="1" w:styleId="NoList">
     <w:name w:val="No List"/>
     <w:uiPriority w:val="99"/>
     <w:semiHidden/>
     <w:unhideWhenUsed/>
   </w:style>
-  <w:style w:type="table" w:styleId="KisiTabel">
+  <w:style w:type="table" w:styleId="TableGrid">
     <w:name w:val="Table Grid"/>
     <w:aliases w:val="Tabel"/>
-    <w:basedOn w:val="TabelNormal"/>
+    <w:basedOn w:val="TableNormal"/>
     <w:uiPriority w:val="59"/>
     <w:rsid w:val="005C78AA"/>
     <w:pPr>
@@ -21205,11 +20780,11 @@
       </w:tblBorders>
     </w:tblPr>
   </w:style>
-  <w:style w:type="paragraph" w:styleId="DaftarParagraf">
+  <w:style w:type="paragraph" w:styleId="ListParagraph">
     <w:name w:val="List Paragraph"/>
     <w:aliases w:val="Body of text,List Paragraph1,Body of text+1,Body of text+2,Body of text+3,List Paragraph11,Colorful List - Accent 11,HEADING 1,Medium Grid 1 - Accent 21"/>
     <w:basedOn w:val="Normal"/>
-    <w:link w:val="DaftarParagrafKAR"/>
+    <w:link w:val="ListParagraphChar"/>
     <w:uiPriority w:val="34"/>
     <w:qFormat/>
     <w:rsid w:val="005C78AA"/>
@@ -21218,10 +20793,10 @@
       <w:contextualSpacing/>
     </w:pPr>
   </w:style>
-  <w:style w:type="character" w:customStyle="1" w:styleId="DaftarParagrafKAR">
-    <w:name w:val="Daftar Paragraf KAR"/>
-    <w:aliases w:val="Body of text KAR,List Paragraph1 KAR,Body of text+1 KAR,Body of text+2 KAR,Body of text+3 KAR,List Paragraph11 KAR,Colorful List - Accent 11 KAR,HEADING 1 KAR,Medium Grid 1 - Accent 21 KAR"/>
-    <w:link w:val="DaftarParagraf"/>
+  <w:style w:type="character" w:customStyle="1" w:styleId="ListParagraphChar">
+    <w:name w:val="List Paragraph Char"/>
+    <w:aliases w:val="Body of text Char,List Paragraph1 Char,Body of text+1 Char,Body of text+2 Char,Body of text+3 Char,List Paragraph11 Char,Colorful List - Accent 11 Char,HEADING 1 Char,Medium Grid 1 - Accent 21 Char"/>
+    <w:link w:val="ListParagraph"/>
     <w:uiPriority w:val="34"/>
     <w:locked/>
     <w:rsid w:val="005C78AA"/>
@@ -21237,7 +20812,7 @@
   <w:style w:type="paragraph" w:styleId="Header">
     <w:name w:val="header"/>
     <w:basedOn w:val="Normal"/>
-    <w:link w:val="HeaderKAR"/>
+    <w:link w:val="HeaderChar"/>
     <w:uiPriority w:val="99"/>
     <w:semiHidden/>
     <w:unhideWhenUsed/>
@@ -21250,9 +20825,9 @@
       <w:spacing w:after="0" w:line="240" w:lineRule="auto"/>
     </w:pPr>
   </w:style>
-  <w:style w:type="character" w:customStyle="1" w:styleId="HeaderKAR">
-    <w:name w:val="Header KAR"/>
-    <w:basedOn w:val="FontParagrafDefault"/>
+  <w:style w:type="character" w:customStyle="1" w:styleId="HeaderChar">
+    <w:name w:val="Header Char"/>
+    <w:basedOn w:val="DefaultParagraphFont"/>
     <w:link w:val="Header"/>
     <w:uiPriority w:val="99"/>
     <w:semiHidden/>
@@ -21269,7 +20844,7 @@
   <w:style w:type="paragraph" w:styleId="Footer">
     <w:name w:val="footer"/>
     <w:basedOn w:val="Normal"/>
-    <w:link w:val="FooterKAR"/>
+    <w:link w:val="FooterChar"/>
     <w:uiPriority w:val="99"/>
     <w:semiHidden/>
     <w:unhideWhenUsed/>
@@ -21282,9 +20857,9 @@
       <w:spacing w:after="0" w:line="240" w:lineRule="auto"/>
     </w:pPr>
   </w:style>
-  <w:style w:type="character" w:customStyle="1" w:styleId="FooterKAR">
-    <w:name w:val="Footer KAR"/>
-    <w:basedOn w:val="FontParagrafDefault"/>
+  <w:style w:type="character" w:customStyle="1" w:styleId="FooterChar">
+    <w:name w:val="Footer Char"/>
+    <w:basedOn w:val="DefaultParagraphFont"/>
     <w:link w:val="Footer"/>
     <w:uiPriority w:val="99"/>
     <w:semiHidden/>
